--- a/Science Books/QED Course/Lesson 42 The Field Tensor.docx
+++ b/Science Books/QED Course/Lesson 42 The Field Tensor.docx
@@ -459,9 +459,280 @@
       </w:pPr>
       <m:oMathPara>
         <m:oMath>
+          <m:sSub>
+            <m:e>
+              <m:r>
+                <m:t xml:space="preserve">F</m:t>
+              </m:r>
+            </m:e>
+            <m:sub>
+              <m:r>
+                <m:t xml:space="preserve">μν</m:t>
+              </m:r>
+            </m:sub>
+          </m:sSub>
           <m:r>
-            <m:t xml:space="preserve">F_μν = [ [ 0, E_x, E_y, E_z ] , [ −E_x, 0, −B_z, B_y ] , [ −E_y, B_z, 0, −B_x ] , [ −E_z, −B_y, B_x, 0 ] ]</m:t>
+            <m:t xml:space="preserve">=</m:t>
           </m:r>
+          <m:d>
+            <m:dPr>
+              <m:begChr m:val="["/>
+              <m:endChr m:val="]"/>
+            </m:dPr>
+            <m:e>
+              <m:d>
+                <m:dPr>
+                  <m:begChr m:val="["/>
+                  <m:endChr m:val="]"/>
+                </m:dPr>
+                <m:e>
+                  <m:r>
+                    <m:t xml:space="preserve">0</m:t>
+                  </m:r>
+                  <m:r>
+                    <m:t xml:space="preserve">,</m:t>
+                  </m:r>
+                  <m:sSub>
+                    <m:e>
+                      <m:r>
+                        <m:t xml:space="preserve">E</m:t>
+                      </m:r>
+                    </m:e>
+                    <m:sub>
+                      <m:r>
+                        <m:t xml:space="preserve">x</m:t>
+                      </m:r>
+                    </m:sub>
+                  </m:sSub>
+                  <m:r>
+                    <m:t xml:space="preserve">,</m:t>
+                  </m:r>
+                  <m:sSub>
+                    <m:e>
+                      <m:r>
+                        <m:t xml:space="preserve">E</m:t>
+                      </m:r>
+                    </m:e>
+                    <m:sub>
+                      <m:r>
+                        <m:t xml:space="preserve">y</m:t>
+                      </m:r>
+                    </m:sub>
+                  </m:sSub>
+                  <m:r>
+                    <m:t xml:space="preserve">,</m:t>
+                  </m:r>
+                  <m:sSub>
+                    <m:e>
+                      <m:r>
+                        <m:t xml:space="preserve">E</m:t>
+                      </m:r>
+                    </m:e>
+                    <m:sub>
+                      <m:r>
+                        <m:t xml:space="preserve">z</m:t>
+                      </m:r>
+                    </m:sub>
+                  </m:sSub>
+                </m:e>
+              </m:d>
+              <m:r>
+                <m:t xml:space="preserve">,</m:t>
+              </m:r>
+              <m:d>
+                <m:dPr>
+                  <m:begChr m:val="["/>
+                  <m:endChr m:val="]"/>
+                </m:dPr>
+                <m:e>
+                  <m:r>
+                    <m:t xml:space="preserve">−</m:t>
+                  </m:r>
+                  <m:sSub>
+                    <m:e>
+                      <m:r>
+                        <m:t xml:space="preserve">E</m:t>
+                      </m:r>
+                    </m:e>
+                    <m:sub>
+                      <m:r>
+                        <m:t xml:space="preserve">x</m:t>
+                      </m:r>
+                    </m:sub>
+                  </m:sSub>
+                  <m:r>
+                    <m:t xml:space="preserve">,</m:t>
+                  </m:r>
+                  <m:r>
+                    <m:t xml:space="preserve">0</m:t>
+                  </m:r>
+                  <m:r>
+                    <m:t xml:space="preserve">,</m:t>
+                  </m:r>
+                  <m:r>
+                    <m:t xml:space="preserve">−</m:t>
+                  </m:r>
+                  <m:sSub>
+                    <m:e>
+                      <m:r>
+                        <m:t xml:space="preserve">B</m:t>
+                      </m:r>
+                    </m:e>
+                    <m:sub>
+                      <m:r>
+                        <m:t xml:space="preserve">z</m:t>
+                      </m:r>
+                    </m:sub>
+                  </m:sSub>
+                  <m:r>
+                    <m:t xml:space="preserve">,</m:t>
+                  </m:r>
+                  <m:sSub>
+                    <m:e>
+                      <m:r>
+                        <m:t xml:space="preserve">B</m:t>
+                      </m:r>
+                    </m:e>
+                    <m:sub>
+                      <m:r>
+                        <m:t xml:space="preserve">y</m:t>
+                      </m:r>
+                    </m:sub>
+                  </m:sSub>
+                </m:e>
+              </m:d>
+              <m:r>
+                <m:t xml:space="preserve">,</m:t>
+              </m:r>
+              <m:d>
+                <m:dPr>
+                  <m:begChr m:val="["/>
+                  <m:endChr m:val="]"/>
+                </m:dPr>
+                <m:e>
+                  <m:r>
+                    <m:t xml:space="preserve">−</m:t>
+                  </m:r>
+                  <m:sSub>
+                    <m:e>
+                      <m:r>
+                        <m:t xml:space="preserve">E</m:t>
+                      </m:r>
+                    </m:e>
+                    <m:sub>
+                      <m:r>
+                        <m:t xml:space="preserve">y</m:t>
+                      </m:r>
+                    </m:sub>
+                  </m:sSub>
+                  <m:r>
+                    <m:t xml:space="preserve">,</m:t>
+                  </m:r>
+                  <m:sSub>
+                    <m:e>
+                      <m:r>
+                        <m:t xml:space="preserve">B</m:t>
+                      </m:r>
+                    </m:e>
+                    <m:sub>
+                      <m:r>
+                        <m:t xml:space="preserve">z</m:t>
+                      </m:r>
+                    </m:sub>
+                  </m:sSub>
+                  <m:r>
+                    <m:t xml:space="preserve">,</m:t>
+                  </m:r>
+                  <m:r>
+                    <m:t xml:space="preserve">0</m:t>
+                  </m:r>
+                  <m:r>
+                    <m:t xml:space="preserve">,</m:t>
+                  </m:r>
+                  <m:r>
+                    <m:t xml:space="preserve">−</m:t>
+                  </m:r>
+                  <m:sSub>
+                    <m:e>
+                      <m:r>
+                        <m:t xml:space="preserve">B</m:t>
+                      </m:r>
+                    </m:e>
+                    <m:sub>
+                      <m:r>
+                        <m:t xml:space="preserve">x</m:t>
+                      </m:r>
+                    </m:sub>
+                  </m:sSub>
+                </m:e>
+              </m:d>
+              <m:r>
+                <m:t xml:space="preserve">,</m:t>
+              </m:r>
+              <m:d>
+                <m:dPr>
+                  <m:begChr m:val="["/>
+                  <m:endChr m:val="]"/>
+                </m:dPr>
+                <m:e>
+                  <m:r>
+                    <m:t xml:space="preserve">−</m:t>
+                  </m:r>
+                  <m:sSub>
+                    <m:e>
+                      <m:r>
+                        <m:t xml:space="preserve">E</m:t>
+                      </m:r>
+                    </m:e>
+                    <m:sub>
+                      <m:r>
+                        <m:t xml:space="preserve">z</m:t>
+                      </m:r>
+                    </m:sub>
+                  </m:sSub>
+                  <m:r>
+                    <m:t xml:space="preserve">,</m:t>
+                  </m:r>
+                  <m:r>
+                    <m:t xml:space="preserve">−</m:t>
+                  </m:r>
+                  <m:sSub>
+                    <m:e>
+                      <m:r>
+                        <m:t xml:space="preserve">B</m:t>
+                      </m:r>
+                    </m:e>
+                    <m:sub>
+                      <m:r>
+                        <m:t xml:space="preserve">y</m:t>
+                      </m:r>
+                    </m:sub>
+                  </m:sSub>
+                  <m:r>
+                    <m:t xml:space="preserve">,</m:t>
+                  </m:r>
+                  <m:sSub>
+                    <m:e>
+                      <m:r>
+                        <m:t xml:space="preserve">B</m:t>
+                      </m:r>
+                    </m:e>
+                    <m:sub>
+                      <m:r>
+                        <m:t xml:space="preserve">x</m:t>
+                      </m:r>
+                    </m:sub>
+                  </m:sSub>
+                  <m:r>
+                    <m:t xml:space="preserve">,</m:t>
+                  </m:r>
+                  <m:r>
+                    <m:t xml:space="preserve">0</m:t>
+                  </m:r>
+                </m:e>
+              </m:d>
+            </m:e>
+          </m:d>
         </m:oMath>
       </m:oMathPara>
     </w:p>
@@ -477,9 +748,280 @@
       </w:pPr>
       <m:oMathPara>
         <m:oMath>
+          <m:sSup>
+            <m:e>
+              <m:r>
+                <m:t xml:space="preserve">F</m:t>
+              </m:r>
+            </m:e>
+            <m:sup>
+              <m:r>
+                <m:t xml:space="preserve">μν</m:t>
+              </m:r>
+            </m:sup>
+          </m:sSup>
           <m:r>
-            <m:t xml:space="preserve">F^μν = [ [ 0, −E_x, −E_y, −E_z ] , [ E_x, 0, −B_z, B_y ] , [ E_y, B_z, 0, −B_x ] , [ E_z, −B_y, B_x, 0 ] ]</m:t>
+            <m:t xml:space="preserve">=</m:t>
           </m:r>
+          <m:d>
+            <m:dPr>
+              <m:begChr m:val="["/>
+              <m:endChr m:val="]"/>
+            </m:dPr>
+            <m:e>
+              <m:d>
+                <m:dPr>
+                  <m:begChr m:val="["/>
+                  <m:endChr m:val="]"/>
+                </m:dPr>
+                <m:e>
+                  <m:r>
+                    <m:t xml:space="preserve">0</m:t>
+                  </m:r>
+                  <m:r>
+                    <m:t xml:space="preserve">,</m:t>
+                  </m:r>
+                  <m:r>
+                    <m:t xml:space="preserve">−</m:t>
+                  </m:r>
+                  <m:sSub>
+                    <m:e>
+                      <m:r>
+                        <m:t xml:space="preserve">E</m:t>
+                      </m:r>
+                    </m:e>
+                    <m:sub>
+                      <m:r>
+                        <m:t xml:space="preserve">x</m:t>
+                      </m:r>
+                    </m:sub>
+                  </m:sSub>
+                  <m:r>
+                    <m:t xml:space="preserve">,</m:t>
+                  </m:r>
+                  <m:r>
+                    <m:t xml:space="preserve">−</m:t>
+                  </m:r>
+                  <m:sSub>
+                    <m:e>
+                      <m:r>
+                        <m:t xml:space="preserve">E</m:t>
+                      </m:r>
+                    </m:e>
+                    <m:sub>
+                      <m:r>
+                        <m:t xml:space="preserve">y</m:t>
+                      </m:r>
+                    </m:sub>
+                  </m:sSub>
+                  <m:r>
+                    <m:t xml:space="preserve">,</m:t>
+                  </m:r>
+                  <m:r>
+                    <m:t xml:space="preserve">−</m:t>
+                  </m:r>
+                  <m:sSub>
+                    <m:e>
+                      <m:r>
+                        <m:t xml:space="preserve">E</m:t>
+                      </m:r>
+                    </m:e>
+                    <m:sub>
+                      <m:r>
+                        <m:t xml:space="preserve">z</m:t>
+                      </m:r>
+                    </m:sub>
+                  </m:sSub>
+                </m:e>
+              </m:d>
+              <m:r>
+                <m:t xml:space="preserve">,</m:t>
+              </m:r>
+              <m:d>
+                <m:dPr>
+                  <m:begChr m:val="["/>
+                  <m:endChr m:val="]"/>
+                </m:dPr>
+                <m:e>
+                  <m:sSub>
+                    <m:e>
+                      <m:r>
+                        <m:t xml:space="preserve">E</m:t>
+                      </m:r>
+                    </m:e>
+                    <m:sub>
+                      <m:r>
+                        <m:t xml:space="preserve">x</m:t>
+                      </m:r>
+                    </m:sub>
+                  </m:sSub>
+                  <m:r>
+                    <m:t xml:space="preserve">,</m:t>
+                  </m:r>
+                  <m:r>
+                    <m:t xml:space="preserve">0</m:t>
+                  </m:r>
+                  <m:r>
+                    <m:t xml:space="preserve">,</m:t>
+                  </m:r>
+                  <m:r>
+                    <m:t xml:space="preserve">−</m:t>
+                  </m:r>
+                  <m:sSub>
+                    <m:e>
+                      <m:r>
+                        <m:t xml:space="preserve">B</m:t>
+                      </m:r>
+                    </m:e>
+                    <m:sub>
+                      <m:r>
+                        <m:t xml:space="preserve">z</m:t>
+                      </m:r>
+                    </m:sub>
+                  </m:sSub>
+                  <m:r>
+                    <m:t xml:space="preserve">,</m:t>
+                  </m:r>
+                  <m:sSub>
+                    <m:e>
+                      <m:r>
+                        <m:t xml:space="preserve">B</m:t>
+                      </m:r>
+                    </m:e>
+                    <m:sub>
+                      <m:r>
+                        <m:t xml:space="preserve">y</m:t>
+                      </m:r>
+                    </m:sub>
+                  </m:sSub>
+                </m:e>
+              </m:d>
+              <m:r>
+                <m:t xml:space="preserve">,</m:t>
+              </m:r>
+              <m:d>
+                <m:dPr>
+                  <m:begChr m:val="["/>
+                  <m:endChr m:val="]"/>
+                </m:dPr>
+                <m:e>
+                  <m:sSub>
+                    <m:e>
+                      <m:r>
+                        <m:t xml:space="preserve">E</m:t>
+                      </m:r>
+                    </m:e>
+                    <m:sub>
+                      <m:r>
+                        <m:t xml:space="preserve">y</m:t>
+                      </m:r>
+                    </m:sub>
+                  </m:sSub>
+                  <m:r>
+                    <m:t xml:space="preserve">,</m:t>
+                  </m:r>
+                  <m:sSub>
+                    <m:e>
+                      <m:r>
+                        <m:t xml:space="preserve">B</m:t>
+                      </m:r>
+                    </m:e>
+                    <m:sub>
+                      <m:r>
+                        <m:t xml:space="preserve">z</m:t>
+                      </m:r>
+                    </m:sub>
+                  </m:sSub>
+                  <m:r>
+                    <m:t xml:space="preserve">,</m:t>
+                  </m:r>
+                  <m:r>
+                    <m:t xml:space="preserve">0</m:t>
+                  </m:r>
+                  <m:r>
+                    <m:t xml:space="preserve">,</m:t>
+                  </m:r>
+                  <m:r>
+                    <m:t xml:space="preserve">−</m:t>
+                  </m:r>
+                  <m:sSub>
+                    <m:e>
+                      <m:r>
+                        <m:t xml:space="preserve">B</m:t>
+                      </m:r>
+                    </m:e>
+                    <m:sub>
+                      <m:r>
+                        <m:t xml:space="preserve">x</m:t>
+                      </m:r>
+                    </m:sub>
+                  </m:sSub>
+                </m:e>
+              </m:d>
+              <m:r>
+                <m:t xml:space="preserve">,</m:t>
+              </m:r>
+              <m:d>
+                <m:dPr>
+                  <m:begChr m:val="["/>
+                  <m:endChr m:val="]"/>
+                </m:dPr>
+                <m:e>
+                  <m:sSub>
+                    <m:e>
+                      <m:r>
+                        <m:t xml:space="preserve">E</m:t>
+                      </m:r>
+                    </m:e>
+                    <m:sub>
+                      <m:r>
+                        <m:t xml:space="preserve">z</m:t>
+                      </m:r>
+                    </m:sub>
+                  </m:sSub>
+                  <m:r>
+                    <m:t xml:space="preserve">,</m:t>
+                  </m:r>
+                  <m:r>
+                    <m:t xml:space="preserve">−</m:t>
+                  </m:r>
+                  <m:sSub>
+                    <m:e>
+                      <m:r>
+                        <m:t xml:space="preserve">B</m:t>
+                      </m:r>
+                    </m:e>
+                    <m:sub>
+                      <m:r>
+                        <m:t xml:space="preserve">y</m:t>
+                      </m:r>
+                    </m:sub>
+                  </m:sSub>
+                  <m:r>
+                    <m:t xml:space="preserve">,</m:t>
+                  </m:r>
+                  <m:sSub>
+                    <m:e>
+                      <m:r>
+                        <m:t xml:space="preserve">B</m:t>
+                      </m:r>
+                    </m:e>
+                    <m:sub>
+                      <m:r>
+                        <m:t xml:space="preserve">x</m:t>
+                      </m:r>
+                    </m:sub>
+                  </m:sSub>
+                  <m:r>
+                    <m:t xml:space="preserve">,</m:t>
+                  </m:r>
+                  <m:r>
+                    <m:t xml:space="preserve">0</m:t>
+                  </m:r>
+                </m:e>
+              </m:d>
+            </m:e>
+          </m:d>
         </m:oMath>
       </m:oMathPara>
     </w:p>
@@ -542,8 +1084,89 @@
       </w:pPr>
       <m:oMathPara>
         <m:oMath>
+          <m:sSub>
+            <m:e>
+              <m:r>
+                <m:t xml:space="preserve">∂</m:t>
+              </m:r>
+            </m:e>
+            <m:sub>
+              <m:r>
+                <m:t xml:space="preserve">λ</m:t>
+              </m:r>
+            </m:sub>
+          </m:sSub>
+          <m:sSub>
+            <m:e>
+              <m:r>
+                <m:t xml:space="preserve">F</m:t>
+              </m:r>
+            </m:e>
+            <m:sub>
+              <m:r>
+                <m:t xml:space="preserve">μν</m:t>
+              </m:r>
+            </m:sub>
+          </m:sSub>
           <m:r>
-            <m:t xml:space="preserve">∂_λF_μν + ∂_μF_νλ + ∂_νF_λμ = 0</m:t>
+            <m:t xml:space="preserve">+</m:t>
+          </m:r>
+          <m:sSub>
+            <m:e>
+              <m:r>
+                <m:t xml:space="preserve">∂</m:t>
+              </m:r>
+            </m:e>
+            <m:sub>
+              <m:r>
+                <m:t xml:space="preserve">μ</m:t>
+              </m:r>
+            </m:sub>
+          </m:sSub>
+          <m:sSub>
+            <m:e>
+              <m:r>
+                <m:t xml:space="preserve">F</m:t>
+              </m:r>
+            </m:e>
+            <m:sub>
+              <m:r>
+                <m:t xml:space="preserve">νλ</m:t>
+              </m:r>
+            </m:sub>
+          </m:sSub>
+          <m:r>
+            <m:t xml:space="preserve">+</m:t>
+          </m:r>
+          <m:sSub>
+            <m:e>
+              <m:r>
+                <m:t xml:space="preserve">∂</m:t>
+              </m:r>
+            </m:e>
+            <m:sub>
+              <m:r>
+                <m:t xml:space="preserve">ν</m:t>
+              </m:r>
+            </m:sub>
+          </m:sSub>
+          <m:sSub>
+            <m:e>
+              <m:r>
+                <m:t xml:space="preserve">F</m:t>
+              </m:r>
+            </m:e>
+            <m:sub>
+              <m:r>
+                <m:t xml:space="preserve">λμ</m:t>
+              </m:r>
+            </m:sub>
+          </m:sSub>
+          <m:r>
+            <m:t xml:space="preserve">=</m:t>
+          </m:r>
+          <m:r>
+            <m:t xml:space="preserve">0</m:t>
           </m:r>
         </m:oMath>
       </m:oMathPara>
@@ -574,7 +1197,19 @@
       <m:oMathPara>
         <m:oMath>
           <m:r>
-            <m:t xml:space="preserve">∇·B = 0</m:t>
+            <m:t xml:space="preserve">∇</m:t>
+          </m:r>
+          <m:r>
+            <m:t xml:space="preserve">·</m:t>
+          </m:r>
+          <m:r>
+            <m:t xml:space="preserve">B</m:t>
+          </m:r>
+          <m:r>
+            <m:t xml:space="preserve">=</m:t>
+          </m:r>
+          <m:r>
+            <m:t xml:space="preserve">0</m:t>
           </m:r>
         </m:oMath>
       </m:oMathPara>
@@ -639,7 +1274,34 @@
       <m:oMathPara>
         <m:oMath>
           <m:r>
-            <m:t xml:space="preserve">∇×B − ∂E/∂t = j</m:t>
+            <m:t xml:space="preserve">∇</m:t>
+          </m:r>
+          <m:r>
+            <m:t xml:space="preserve">×</m:t>
+          </m:r>
+          <m:r>
+            <m:t xml:space="preserve">B</m:t>
+          </m:r>
+          <m:r>
+            <m:t xml:space="preserve">−</m:t>
+          </m:r>
+          <m:f>
+            <m:num>
+              <m:r>
+                <m:t xml:space="preserve">∂E</m:t>
+              </m:r>
+            </m:num>
+            <m:den>
+              <m:r>
+                <m:t xml:space="preserve">∂t</m:t>
+              </m:r>
+            </m:den>
+          </m:f>
+          <m:r>
+            <m:t xml:space="preserve">=</m:t>
+          </m:r>
+          <m:r>
+            <m:t xml:space="preserve">j</m:t>
           </m:r>
         </m:oMath>
       </m:oMathPara>
@@ -685,9 +1347,68 @@
       </w:pPr>
       <m:oMathPara>
         <m:oMath>
+          <m:sSub>
+            <m:e>
+              <m:r>
+                <m:t xml:space="preserve">F</m:t>
+              </m:r>
+            </m:e>
+            <m:sub>
+              <m:r>
+                <m:t xml:space="preserve">μν</m:t>
+              </m:r>
+            </m:sub>
+          </m:sSub>
+          <m:sSup>
+            <m:e>
+              <m:r>
+                <m:t xml:space="preserve">F</m:t>
+              </m:r>
+            </m:e>
+            <m:sup>
+              <m:r>
+                <m:t xml:space="preserve">μν</m:t>
+              </m:r>
+            </m:sup>
+          </m:sSup>
           <m:r>
-            <m:t xml:space="preserve">F_μνF^μν = 2(B²−E²)</m:t>
+            <m:t xml:space="preserve">=</m:t>
           </m:r>
+          <m:r>
+            <m:t xml:space="preserve">2</m:t>
+          </m:r>
+          <m:d>
+            <m:dPr/>
+            <m:e>
+              <m:sSup>
+                <m:e>
+                  <m:r>
+                    <m:t xml:space="preserve">B</m:t>
+                  </m:r>
+                </m:e>
+                <m:sup>
+                  <m:r>
+                    <m:t xml:space="preserve">2</m:t>
+                  </m:r>
+                </m:sup>
+              </m:sSup>
+              <m:r>
+                <m:t xml:space="preserve">−</m:t>
+              </m:r>
+              <m:sSup>
+                <m:e>
+                  <m:r>
+                    <m:t xml:space="preserve">E</m:t>
+                  </m:r>
+                </m:e>
+                <m:sup>
+                  <m:r>
+                    <m:t xml:space="preserve">2</m:t>
+                  </m:r>
+                </m:sup>
+              </m:sSup>
+            </m:e>
+          </m:d>
         </m:oMath>
       </m:oMathPara>
     </w:p>
@@ -716,9 +1437,63 @@
       </w:pPr>
       <m:oMathPara>
         <m:oMath>
+          <m:sSup>
+            <m:e>
+              <m:r>
+                <m:t xml:space="preserve">F̃</m:t>
+              </m:r>
+            </m:e>
+            <m:sup>
+              <m:r>
+                <m:t xml:space="preserve">μν</m:t>
+              </m:r>
+            </m:sup>
+          </m:sSup>
           <m:r>
-            <m:t xml:space="preserve">F̃^μν = (1/2) ε^μνρσ F_ρσ</m:t>
+            <m:t xml:space="preserve">=</m:t>
           </m:r>
+          <m:f>
+            <m:num>
+              <m:r>
+                <m:t xml:space="preserve">1</m:t>
+              </m:r>
+            </m:num>
+            <m:den>
+              <m:r>
+                <m:t xml:space="preserve">2</m:t>
+              </m:r>
+            </m:den>
+          </m:f>
+          <m:r>
+            <m:t xml:space="preserve"> </m:t>
+          </m:r>
+          <m:sSup>
+            <m:e>
+              <m:r>
+                <m:t xml:space="preserve">ε</m:t>
+              </m:r>
+            </m:e>
+            <m:sup>
+              <m:r>
+                <m:t xml:space="preserve">μνρσ</m:t>
+              </m:r>
+            </m:sup>
+          </m:sSup>
+          <m:r>
+            <m:t xml:space="preserve"> </m:t>
+          </m:r>
+          <m:sSub>
+            <m:e>
+              <m:r>
+                <m:t xml:space="preserve">F</m:t>
+              </m:r>
+            </m:e>
+            <m:sub>
+              <m:r>
+                <m:t xml:space="preserve">ρσ</m:t>
+              </m:r>
+            </m:sub>
+          </m:sSub>
         </m:oMath>
       </m:oMathPara>
     </w:p>
@@ -734,8 +1509,50 @@
       </w:pPr>
       <m:oMathPara>
         <m:oMath>
+          <m:sSub>
+            <m:e>
+              <m:r>
+                <m:t xml:space="preserve">F</m:t>
+              </m:r>
+            </m:e>
+            <m:sub>
+              <m:r>
+                <m:t xml:space="preserve">μν</m:t>
+              </m:r>
+            </m:sub>
+          </m:sSub>
+          <m:sSup>
+            <m:e>
+              <m:r>
+                <m:t xml:space="preserve">F̃</m:t>
+              </m:r>
+            </m:e>
+            <m:sup>
+              <m:r>
+                <m:t xml:space="preserve">μν</m:t>
+              </m:r>
+            </m:sup>
+          </m:sSup>
           <m:r>
-            <m:t xml:space="preserve">F_μνF̃^μν = − 4 E·B</m:t>
+            <m:t xml:space="preserve">=</m:t>
+          </m:r>
+          <m:r>
+            <m:t xml:space="preserve">−</m:t>
+          </m:r>
+          <m:r>
+            <m:t xml:space="preserve">4</m:t>
+          </m:r>
+          <m:r>
+            <m:t xml:space="preserve"> </m:t>
+          </m:r>
+          <m:r>
+            <m:t xml:space="preserve">E</m:t>
+          </m:r>
+          <m:r>
+            <m:t xml:space="preserve">·</m:t>
+          </m:r>
+          <m:r>
+            <m:t xml:space="preserve">B</m:t>
           </m:r>
         </m:oMath>
       </m:oMathPara>
